--- a/Results/theophylline_multiple_results.docx
+++ b/Results/theophylline_multiple_results.docx
@@ -812,7 +812,7 @@
                 <w:szCs w:val="22"/>
                 <w:color w:val="000000"/>
               </w:rPr>
-              <w:t xml:space="preserve">31.6513</w:t>
+              <w:t xml:space="preserve">31.6359</w:t>
             </w:r>
           </w:p>
         </w:tc>
@@ -1152,7 +1152,7 @@
                 <w:szCs w:val="22"/>
                 <w:color w:val="000000"/>
               </w:rPr>
-              <w:t xml:space="preserve">3.0237</w:t>
+              <w:t xml:space="preserve">3.0201</w:t>
             </w:r>
           </w:p>
         </w:tc>
@@ -1322,7 +1322,7 @@
                 <w:szCs w:val="22"/>
                 <w:color w:val="000000"/>
               </w:rPr>
-              <w:t xml:space="preserve">0.6313</w:t>
+              <w:t xml:space="preserve">0.6291</w:t>
             </w:r>
           </w:p>
         </w:tc>
@@ -1662,7 +1662,7 @@
                 <w:szCs w:val="22"/>
                 <w:color w:val="000000"/>
               </w:rPr>
-              <w:t xml:space="preserve">0.4558</w:t>
+              <w:t xml:space="preserve">0.4531</w:t>
             </w:r>
           </w:p>
         </w:tc>
@@ -1832,7 +1832,7 @@
                 <w:szCs w:val="22"/>
                 <w:color w:val="000000"/>
               </w:rPr>
-              <w:t xml:space="preserve">0.1431</w:t>
+              <w:t xml:space="preserve">0.1570</w:t>
             </w:r>
           </w:p>
         </w:tc>
@@ -2002,7 +2002,7 @@
                 <w:szCs w:val="22"/>
                 <w:color w:val="000000"/>
               </w:rPr>
-              <w:t xml:space="preserve">0.1342</w:t>
+              <w:t xml:space="preserve">0.1292</w:t>
             </w:r>
           </w:p>
         </w:tc>
@@ -2234,7 +2234,7 @@
       </w:tr>
       <w:tr>
         <w:trPr>
-          <w:trHeight w:val="571" w:hRule="auto"/>
+          <w:trHeight w:val="572" w:hRule="auto"/>
         </w:trPr>
         <w:tc>
           <w:tcPr>
@@ -2342,7 +2342,7 @@
                 <w:szCs w:val="22"/>
                 <w:color w:val="000000"/>
               </w:rPr>
-              <w:t xml:space="preserve">0.6971</w:t>
+              <w:t xml:space="preserve">0.6973</w:t>
             </w:r>
           </w:p>
         </w:tc>
@@ -2852,7 +2852,7 @@
                 <w:szCs w:val="22"/>
                 <w:color w:val="000000"/>
               </w:rPr>
-              <w:t xml:space="preserve">2518.63</w:t>
+              <w:t xml:space="preserve">2518.37</w:t>
             </w:r>
           </w:p>
         </w:tc>
@@ -2907,7 +2907,7 @@
                 <w:szCs w:val="22"/>
                 <w:color w:val="000000"/>
               </w:rPr>
-              <w:t xml:space="preserve">2519.13</w:t>
+              <w:t xml:space="preserve">2518.83</w:t>
             </w:r>
           </w:p>
         </w:tc>
@@ -3022,7 +3022,7 @@
                 <w:szCs w:val="22"/>
                 <w:color w:val="000000"/>
               </w:rPr>
-              <w:t xml:space="preserve">2536.63</w:t>
+              <w:t xml:space="preserve">2536.37</w:t>
             </w:r>
           </w:p>
         </w:tc>
@@ -3077,7 +3077,7 @@
                 <w:szCs w:val="22"/>
                 <w:color w:val="000000"/>
               </w:rPr>
-              <w:t xml:space="preserve">2537.13</w:t>
+              <w:t xml:space="preserve">2536.83</w:t>
             </w:r>
           </w:p>
         </w:tc>
@@ -3192,7 +3192,7 @@
                 <w:szCs w:val="22"/>
                 <w:color w:val="000000"/>
               </w:rPr>
-              <w:t xml:space="preserve">2545.59</w:t>
+              <w:t xml:space="preserve">2545.34</w:t>
             </w:r>
           </w:p>
         </w:tc>
@@ -3247,7 +3247,7 @@
                 <w:szCs w:val="22"/>
                 <w:color w:val="000000"/>
               </w:rPr>
-              <w:t xml:space="preserve">2546.09</w:t>
+              <w:t xml:space="preserve">2545.79</w:t>
             </w:r>
           </w:p>
         </w:tc>
@@ -3362,7 +3362,7 @@
                 <w:szCs w:val="22"/>
                 <w:color w:val="000000"/>
               </w:rPr>
-              <w:t xml:space="preserve">2561.62</w:t>
+              <w:t xml:space="preserve">2561.37</w:t>
             </w:r>
           </w:p>
         </w:tc>
@@ -3417,7 +3417,7 @@
                 <w:szCs w:val="22"/>
                 <w:color w:val="000000"/>
               </w:rPr>
-              <w:t xml:space="preserve">2562.12</w:t>
+              <w:t xml:space="preserve">2561.82</w:t>
             </w:r>
           </w:p>
         </w:tc>
